--- a/corpus/synthetic/shape-extraction__018.docx
+++ b/corpus/synthetic/shape-extraction__018.docx
@@ -3,6 +3,15 @@
 <w:document xmlns:w="http://schemas.openxmlformats.org/wordprocessingml/2006/main" xmlns:r="http://schemas.openxmlformats.org/officeDocument/2006/relationships" xmlns:wp="http://schemas.openxmlformats.org/drawingml/2006/wordprocessingDrawing" xmlns:a="http://schemas.openxmlformats.org/drawingml/2006/main" xmlns:pic="http://schemas.openxmlformats.org/drawingml/2006/picture" xmlns:m="http://schemas.openxmlformats.org/officeDocument/2006/math">
   <w:body>
     <w:p>
+      <w:pPr>
+        <w:pStyle w:val="Ops"/>
+        <w:tabs>
+          <w:tab w:val="clear" w:pos="1200"/>
+          <w:tab w:val="left" w:pos="4385"/>
+        </w:tabs>
+        <w:spacing w:before="169"/>
+        <w:ind w:left="2894"/>
+      </w:pPr>
       <w:r>
         <w:drawing>
           <wp:anchor behindDoc="0" simplePos="0" locked="0" layoutInCell="1" allowOverlap="1">
@@ -19,7 +28,7 @@
             <a:graphic>
               <a:graphicData uri="http://schemas.microsoft.com/office/word/2010/wordprocessingShape">
                 <wps:wsp xmlns:wps="http://schemas.microsoft.com/office/word/2010/wordprocessingShape">
-                  <wps:cNvSpPr txBox="1"/>
+                  <wps:cNvSpPr/>
                   <wps:spPr>
                     <a:xfrm>
                       <a:off x="0" y="0"/>
@@ -28,11 +37,14 @@
                     <a:prstGeom prst="rect">
                       <a:avLst/>
                     </a:prstGeom>
-                    <a:noFill/>
                   </wps:spPr>
                   <wps:txbx>
                     <w:txbxContent>
-                      <w:p/>
+                      <w:p>
+                        <w:r>
+                          <w:t>term</w:t>
+                        </w:r>
+                      </w:p>
                     </w:txbxContent>
                   </wps:txbx>
                   <wps:bodyPr/>
@@ -41,6 +53,15 @@
             </a:graphic>
           </wp:anchor>
         </w:drawing>
+      </w:r>
+      <w:r>
+        <w:t>=</w:t>
+      </w:r>
+      <w:r>
+        <w:tab/>
+      </w:r>
+      <w:r>
+        <w:t>+</w:t>
       </w:r>
     </w:p>
     <w:sectPr>
@@ -89,5 +110,16 @@
       <w:u w:val="single"/>
     </w:rPr>
   </w:style>
+  <w:style w:type="paragraph" w:styleId="Ops">
+    <w:name w:val="Ops"/>
+    <w:pPr>
+      <w:tabs>
+        <w:tab w:val="left" w:pos="1200"/>
+        <w:tab w:val="right" w:pos="4385"/>
+        <w:tab w:val="left" w:pos="6000"/>
+      </w:tabs>
+      <w:ind w:left="143"/>
+    </w:pPr>
+  </w:style>
 </w:styles>
 </file>